--- a/Templates/order_pd_no_reply.docx
+++ b/Templates/order_pd_no_reply.docx
@@ -650,7 +650,6 @@
         <w:jc w:val="both"/>
         <w:rPr>
           <w:rFonts w:ascii="Bookman Old Style" w:hAnsi="Bookman Old Style"/>
-          <w:bCs/>
           <w:iCs/>
           <w:color w:val="000000"/>
           <w:sz w:val="24"/>
@@ -665,7 +664,6 @@
         <w:jc w:val="both"/>
         <w:rPr>
           <w:rFonts w:ascii="Bookman Old Style" w:hAnsi="Bookman Old Style"/>
-          <w:bCs/>
           <w:iCs/>
           <w:color w:val="000000"/>
           <w:sz w:val="24"/>
@@ -675,7 +673,6 @@
       <w:r>
         <w:rPr>
           <w:rFonts w:ascii="Bookman Old Style" w:hAnsi="Bookman Old Style"/>
-          <w:bCs/>
           <w:iCs/>
           <w:color w:val="000000"/>
           <w:sz w:val="24"/>
@@ -686,7 +683,6 @@
       <w:r>
         <w:rPr>
           <w:rFonts w:ascii="Bookman Old Style" w:hAnsi="Bookman Old Style"/>
-          <w:bCs/>
           <w:iCs/>
           <w:color w:val="000000"/>
           <w:sz w:val="24"/>
@@ -697,7 +693,6 @@
       <w:r>
         <w:rPr>
           <w:rFonts w:ascii="Bookman Old Style" w:hAnsi="Bookman Old Style"/>
-          <w:bCs/>
           <w:iCs/>
           <w:color w:val="000000"/>
           <w:sz w:val="24"/>
@@ -743,8 +738,6 @@
       <w:r>
         <w:rPr>
           <w:rFonts w:ascii="Bookman Old Style" w:hAnsi="Bookman Old Style"/>
-          <w:b/>
-          <w:bCs/>
           <w:color w:val="000000"/>
           <w:sz w:val="24"/>
           <w:lang w:eastAsia="en-PH"/>
@@ -758,72 +751,52 @@
           <w:sz w:val="24"/>
           <w:lang w:val="en-PH" w:eastAsia="en-PH"/>
         </w:rPr>
-        <w:t>date_of_notice_of_violation</w:t>
+        <w:t>date_of_notice_of_violation}}</w:t>
       </w:r>
       <w:r>
         <w:rPr>
           <w:rFonts w:ascii="Bookman Old Style" w:hAnsi="Bookman Old Style"/>
-          <w:b/>
-          <w:bCs/>
-          <w:color w:val="000000"/>
-          <w:sz w:val="24"/>
-          <w:lang w:val="en-PH" w:eastAsia="en-PH"/>
-        </w:rPr>
-        <w:t>}}</w:t>
+          <w:color w:val="000000"/>
+          <w:sz w:val="24"/>
+          <w:lang w:eastAsia="en-PH"/>
+        </w:rPr>
+        <w:t xml:space="preserve"> </w:t>
       </w:r>
       <w:r>
         <w:rPr>
           <w:rFonts w:ascii="Bookman Old Style" w:hAnsi="Bookman Old Style"/>
           <w:color w:val="000000"/>
           <w:sz w:val="24"/>
+          <w:lang w:val="en-PH" w:eastAsia="en-PH"/>
+        </w:rPr>
+        <w:t>and was given an opportunity to explain why it should n</w:t>
+      </w:r>
+      <w:r>
+        <w:rPr>
+          <w:rFonts w:ascii="Bookman Old Style" w:hAnsi="Bookman Old Style"/>
+          <w:color w:val="000000"/>
+          <w:sz w:val="24"/>
+          <w:lang w:val="en-PH" w:eastAsia="en-PH"/>
+        </w:rPr>
+        <w:t>ot be penalized under the law.</w:t>
+      </w:r>
+      <w:r>
+        <w:rPr>
+          <w:rFonts w:ascii="Bookman Old Style" w:hAnsi="Bookman Old Style"/>
+          <w:color w:val="000000"/>
+          <w:sz w:val="24"/>
+          <w:lang w:val="en-PH" w:eastAsia="en-PH"/>
+        </w:rPr>
+        <w:t xml:space="preserve"> </w:t>
+      </w:r>
+      <w:r>
+        <w:rPr>
+          <w:rFonts w:ascii="Bookman Old Style" w:hAnsi="Bookman Old Style"/>
+          <w:color w:val="000000"/>
+          <w:sz w:val="24"/>
           <w:lang w:eastAsia="en-PH"/>
         </w:rPr>
-        <w:t xml:space="preserve"> </w:t>
-      </w:r>
-      <w:r>
-        <w:rPr>
-          <w:rFonts w:ascii="Bookman Old Style" w:hAnsi="Bookman Old Style"/>
-          <w:color w:val="000000"/>
-          <w:sz w:val="24"/>
-          <w:lang w:val="en-PH" w:eastAsia="en-PH"/>
-        </w:rPr>
-        <w:t>and was given an opportunity to explain why it should n</w:t>
-      </w:r>
-      <w:r>
-        <w:rPr>
-          <w:rFonts w:ascii="Bookman Old Style" w:hAnsi="Bookman Old Style"/>
-          <w:color w:val="000000"/>
-          <w:sz w:val="24"/>
-          <w:lang w:val="en-PH" w:eastAsia="en-PH"/>
-        </w:rPr>
-        <w:t>ot be penalized under the law.</w:t>
-      </w:r>
-      <w:r>
-        <w:rPr>
-          <w:rFonts w:ascii="Bookman Old Style" w:hAnsi="Bookman Old Style"/>
-          <w:color w:val="000000"/>
-          <w:sz w:val="24"/>
-          <w:lang w:val="en-PH" w:eastAsia="en-PH"/>
-        </w:rPr>
-        <w:t xml:space="preserve"> </w:t>
-      </w:r>
-      <w:r>
-        <w:rPr>
-          <w:rFonts w:ascii="Bookman Old Style" w:hAnsi="Bookman Old Style"/>
-          <w:color w:val="000000"/>
-          <w:sz w:val="24"/>
-          <w:lang w:eastAsia="en-PH"/>
-        </w:rPr>
-        <w:t>However, Respondent did not submit a Position Paper</w:t>
-      </w:r>
-      <w:r>
-        <w:rPr>
-          <w:rFonts w:ascii="Bookman Old Style" w:hAnsi="Bookman Old Style"/>
-          <w:color w:val="000000"/>
-          <w:sz w:val="24"/>
-          <w:lang w:eastAsia="en-PH"/>
-        </w:rPr>
-        <w:t>.</w:t>
+        <w:t>However, Respondent did not submit a Position Paper.</w:t>
       </w:r>
       <w:r>
         <w:rPr>
